--- a/1차 개발 설계서/04 업무 흐름 상태 설계.docx
+++ b/1차 개발 설계서/04 업무 흐름 상태 설계.docx
@@ -12,9 +12,9 @@
     </w:p>
     <w:p>
       <w:r>
-        <w:t>1차 개발 구현 설계 v0.3 · 기준 기능명세서 v2(2026-10-22) 우선</w:t>
+        <w:t>1차 개발 구현 설계 v0.3.1 · 기준 기능명세서 v2.1(2026-10-24) 우선</w:t>
         <w:br/>
-        <w:t>기준일 2026-10-22</w:t>
+        <w:t>기준일 2026-10-24</w:t>
       </w:r>
     </w:p>
     <w:p>
@@ -22,7 +22,12 @@
         <w:pStyle w:val="Heading1"/>
       </w:pPr>
       <w:r>
-        <w:t>1 초대 참여와 모임 종료</w:t>
+        <w:t>1 초대 발급·관리·참여와 모임 종료</w:t>
+      </w:r>
+    </w:p>
+    <w:p>
+      <w:r>
+        <w:t>방장을 포함한 모든 현재 참여자는 모임 관리에서 UI23으로 이동해 같은 모임의 초대 조회·발급·공유·복사·개별 취소를 수행한다. 다른 참여자가 발급한 초대도 관리하며 issuer_user_id는 이력용이다. 조회·발급·취소와 멱등 재시도마다 로그인·현재 참여·모임 활성 상태·이용 제한을 검사한다. 발급·취소는 사용자→모임→초대 순 잠금으로 참여 종료와 직렬화하며 발급자 본인 여부로 우회 허용하지 않는다. 발급자 참여 종료만으로 초대를 자동 취소하지 않으며 남은 참여자가 취소할 수 있다.</w:t>
       </w:r>
     </w:p>
     <w:p>
@@ -593,7 +598,74 @@
               <w:rPr>
                 <w:sz w:val="16"/>
               </w:rPr>
-              <w:t>일정추가/변경/취소/삭제·초대/모임정보/역할</w:t>
+              <w:t>초대 조회·발급·공유·복사·개별 취소</w:t>
+            </w:r>
+          </w:p>
+        </w:tc>
+        <w:tc>
+          <w:tcPr>
+            <w:tcW w:type="dxa" w:w="2074"/>
+          </w:tcPr>
+          <w:p>
+            <w:r>
+              <w:rPr>
+                <w:sz w:val="16"/>
+              </w:rPr>
+              <w:t>가능(같은 모임 전체)</w:t>
+            </w:r>
+          </w:p>
+        </w:tc>
+        <w:tc>
+          <w:tcPr>
+            <w:tcW w:type="dxa" w:w="2074"/>
+          </w:tcPr>
+          <w:p>
+            <w:r>
+              <w:rPr>
+                <w:sz w:val="16"/>
+              </w:rPr>
+              <w:t>가능(같은 모임 전체)</w:t>
+            </w:r>
+          </w:p>
+        </w:tc>
+        <w:tc>
+          <w:tcPr>
+            <w:tcW w:type="dxa" w:w="2074"/>
+          </w:tcPr>
+          <w:p>
+            <w:r>
+              <w:rPr>
+                <w:sz w:val="16"/>
+              </w:rPr>
+              <w:t>불가</w:t>
+            </w:r>
+          </w:p>
+        </w:tc>
+        <w:tc>
+          <w:tcPr>
+            <w:tcW w:type="dxa" w:w="2074"/>
+          </w:tcPr>
+          <w:p>
+            <w:r>
+              <w:rPr>
+                <w:sz w:val="16"/>
+              </w:rPr>
+              <w:t>일반 초대 관리 권한 없음</w:t>
+            </w:r>
+          </w:p>
+        </w:tc>
+      </w:tr>
+      <w:tr>
+        <w:tc>
+          <w:tcPr>
+            <w:tcW w:type="dxa" w:w="2074"/>
+          </w:tcPr>
+          <w:p>
+            <w:r>
+              <w:rPr>
+                <w:sz w:val="16"/>
+              </w:rPr>
+              <w:t>일정추가/변경/취소/삭제·모임정보/역할</w:t>
             </w:r>
           </w:p>
         </w:tc>
@@ -1017,7 +1089,7 @@
       <w:pStyle w:val="Footer"/>
     </w:pPr>
     <w:r>
-      <w:t xml:space="preserve">At that place · 1차 개발 설계 · 2026-10-22  |  </w:t>
+      <w:t xml:space="preserve">At that place · 1차 개발 설계 · 2026-10-24  |  </w:t>
     </w:r>
     <w:fldSimple w:instr="PAGE"/>
   </w:p>

--- a/1차 개발 설계서/04 업무 흐름 상태 설계.docx
+++ b/1차 개발 설계서/04 업무 흐름 상태 설계.docx
@@ -12,9 +12,9 @@
     </w:p>
     <w:p>
       <w:r>
-        <w:t>1차 개발 구현 설계 v0.3.1 · 기준 기능명세서 v2.1(2026-10-24) 우선</w:t>
+        <w:t>1차 개발 구현 설계 v0.3.2 · 기준 기능명세서 v2.2(2026-10-30) 우선</w:t>
         <w:br/>
-        <w:t>기준일 2026-10-24</w:t>
+        <w:t>기준일 2026-10-30</w:t>
       </w:r>
     </w:p>
     <w:p>
@@ -1089,7 +1089,7 @@
       <w:pStyle w:val="Footer"/>
     </w:pPr>
     <w:r>
-      <w:t xml:space="preserve">At that place · 1차 개발 설계 · 2026-10-24  |  </w:t>
+      <w:t xml:space="preserve">At that place · 1차 개발 설계 · 2026-10-30  |  </w:t>
     </w:r>
     <w:fldSimple w:instr="PAGE"/>
   </w:p>
